--- a/Lý thuyết/Loop.docx
+++ b/Lý thuyết/Loop.docx
@@ -83,6 +83,52 @@
       <w:pPr>
         <w:pStyle w:val="ListParagraph"/>
         <w:numPr>
+          <w:ilvl w:val="2"/>
+          <w:numId w:val="1"/>
+        </w:numPr>
+      </w:pPr>
+      <w:r>
+        <w:t>Cấu trúc:</w:t>
+      </w:r>
+    </w:p>
+    <w:p>
+      <w:pPr>
+        <w:ind w:left="2520"/>
+      </w:pPr>
+      <w:r>
+        <w:t>start</w:t>
+      </w:r>
+    </w:p>
+    <w:p>
+      <w:pPr>
+        <w:ind w:left="2520"/>
+      </w:pPr>
+      <w:r>
+        <w:t>while condition:</w:t>
+      </w:r>
+    </w:p>
+    <w:p>
+      <w:pPr>
+        <w:ind w:left="2520"/>
+      </w:pPr>
+      <w:r>
+        <w:tab/>
+        <w:t>Khối lệnh được thực hiện nhiều lần</w:t>
+      </w:r>
+    </w:p>
+    <w:p>
+      <w:pPr>
+        <w:ind w:left="2520"/>
+      </w:pPr>
+      <w:r>
+        <w:tab/>
+        <w:t>step</w:t>
+      </w:r>
+    </w:p>
+    <w:p>
+      <w:pPr>
+        <w:pStyle w:val="ListParagraph"/>
+        <w:numPr>
           <w:ilvl w:val="0"/>
           <w:numId w:val="1"/>
         </w:numPr>
@@ -148,13 +194,7 @@
         </w:numPr>
       </w:pPr>
       <w:r>
-        <w:t xml:space="preserve">Ví dụ: </w:t>
-      </w:r>
-      <w:r>
-        <w:t>In ra các số từ 1 đến 10</w:t>
-      </w:r>
-      <w:r>
-        <w:t xml:space="preserve"> =&gt; tham số 2: i &lt; 10</w:t>
+        <w:t>Ví dụ: In ra các số từ 1 đến 10 =&gt; tham số 2: i &lt; 10</w:t>
       </w:r>
     </w:p>
     <w:p>
@@ -178,13 +218,7 @@
         </w:numPr>
       </w:pPr>
       <w:r>
-        <w:t xml:space="preserve">Ví dụ: </w:t>
-      </w:r>
-      <w:r>
-        <w:t>In ra các số từ 1 đến 10</w:t>
-      </w:r>
-      <w:r>
-        <w:t xml:space="preserve"> =&gt; Tham số 3: i + 1</w:t>
+        <w:t>Ví dụ: In ra các số từ 1 đến 10 =&gt; Tham số 3: i + 1</w:t>
       </w:r>
     </w:p>
     <w:p>
@@ -233,6 +267,55 @@
       </w:pPr>
       <w:r>
         <w:t>Tham số 3: Vòng lặp chạy không bao giờ dừng</w:t>
+      </w:r>
+    </w:p>
+    <w:p/>
+    <w:p>
+      <w:pPr>
+        <w:pStyle w:val="ListParagraph"/>
+        <w:numPr>
+          <w:ilvl w:val="0"/>
+          <w:numId w:val="1"/>
+        </w:numPr>
+      </w:pPr>
+      <w:r>
+        <w:t>break: dừng vòng lặp ngay lập tức</w:t>
+      </w:r>
+    </w:p>
+    <w:p>
+      <w:pPr>
+        <w:pStyle w:val="ListParagraph"/>
+        <w:numPr>
+          <w:ilvl w:val="1"/>
+          <w:numId w:val="1"/>
+        </w:numPr>
+      </w:pPr>
+      <w:r>
+        <w:t>Ví dụ: dừng bắt buộc ở vòng lặp thứ 3</w:t>
+      </w:r>
+    </w:p>
+    <w:p>
+      <w:pPr>
+        <w:pStyle w:val="ListParagraph"/>
+        <w:numPr>
+          <w:ilvl w:val="0"/>
+          <w:numId w:val="1"/>
+        </w:numPr>
+      </w:pPr>
+      <w:r>
+        <w:t>continue: bỏ qua 1 vòng lặp nào đó</w:t>
+      </w:r>
+    </w:p>
+    <w:p>
+      <w:pPr>
+        <w:pStyle w:val="ListParagraph"/>
+        <w:numPr>
+          <w:ilvl w:val="1"/>
+          <w:numId w:val="1"/>
+        </w:numPr>
+      </w:pPr>
+      <w:r>
+        <w:t>Ví dụ: bỏ qua vòng lặp thứ 3, sang vòng lặp thứ 4</w:t>
       </w:r>
     </w:p>
     <w:sectPr>
